--- a/word/023 - Introduction to Neural Networks.docx
+++ b/word/023 - Introduction to Neural Networks.docx
@@ -226,7 +226,19 @@
         <w:t xml:space="preserve">: the neural networks you find in nature. </w:t>
       </w:r>
       <w:r>
-        <w:t xml:space="preserve">The functional unit of a biological neural network (that is: our brains, spinal cord, and all nerves throughout the body) is the neuron. The neuron is a cell with a specific function: to receive and transmit distal information. All cells in our body communicate with each other through chemical processes, but these are </w:t>
+        <w:t xml:space="preserve">The </w:t>
+      </w:r>
+      <w:r>
+        <w:t xml:space="preserve">neuron is the </w:t>
+      </w:r>
+      <w:r>
+        <w:t>functional unit of a biological neural network (that is</w:t>
+      </w:r>
+      <w:r>
+        <w:t>, our</w:t>
+      </w:r>
+      <w:r>
+        <w:t xml:space="preserve"> brains, spinal cord, and all nerves throughout the body). The neuron is a cell with a specific function: to receive and transmit distal information. All cells in our body communicate with each other through chemical processes, but these are </w:t>
       </w:r>
       <w:r>
         <w:t>highly</w:t>
@@ -280,7 +292,7 @@
         <w:t xml:space="preserve">type of </w:t>
       </w:r>
       <w:r>
-        <w:t xml:space="preserve">neuron: the cortical interneuron. Although they do come in different flavors, most of our cortex is remarkably similar in structure and the type of neurons it contains. </w:t>
+        <w:t xml:space="preserve">neuron: the cortical interneuron. Although they come in different flavors, most of our cortex is remarkably similar in structure and type of neurons. </w:t>
       </w:r>
       <w:r>
         <w:t>They</w:t>
@@ -310,7 +322,7 @@
         <w:t>. Still, we</w:t>
       </w:r>
       <w:r>
-        <w:t xml:space="preserve"> can ignore these in our current discussion. People love to throw a statistic around regarding the number of neurons and the number of connections between them. Although </w:t>
+        <w:t xml:space="preserve"> can ignore these in our current discussion. People love to throw a statistic around regarding the number of neurons and connections between them. Although </w:t>
       </w:r>
       <w:r>
         <w:t>humans have</w:t>
@@ -1319,13 +1331,19 @@
         <w:t xml:space="preserve"> over a more flexible machine learning paradigm.</w:t>
       </w:r>
       <w:r>
-        <w:t xml:space="preserve"> By tweaking some internal </w:t>
+        <w:t xml:space="preserve"> By tweaking internal </w:t>
       </w:r>
       <w:r>
         <w:t>para</w:t>
       </w:r>
       <w:r>
-        <w:t xml:space="preserve">meters and architectures, neural nets can take on any machine learning problem. Their inputs can be images, words, or DNA sequences, </w:t>
+        <w:t xml:space="preserve">meters and architectures, neural nets can </w:t>
+      </w:r>
+      <w:r>
+        <w:t>solve</w:t>
+      </w:r>
+      <w:r>
+        <w:t xml:space="preserve"> any machine learning problem. Their inputs can be images, words, or DNA sequences, </w:t>
       </w:r>
       <w:r>
         <w:t xml:space="preserve">and </w:t>
@@ -1355,11 +1373,7 @@
         <w:t xml:space="preserve">issues </w:t>
       </w:r>
       <w:r>
-        <w:t xml:space="preserve">that any other algorithm would readily reveal. And it </w:t>
-      </w:r>
-      <w:r>
-        <w:lastRenderedPageBreak/>
-        <w:t xml:space="preserve">makes our combined efforts in working with and understanding these algorithms much harder. </w:t>
+        <w:t xml:space="preserve">that any other algorithm would readily reveal. And it makes our combined efforts in working with and understanding these algorithms much harder. </w:t>
       </w:r>
     </w:p>
     <w:p/>
@@ -1541,10 +1555,18 @@
         <w:t xml:space="preserve"> scalable</w:t>
       </w:r>
       <w:r>
-        <w:t>, B</w:t>
-      </w:r>
-      <w:r>
-        <w:t xml:space="preserve">ut with better hardware, </w:t>
+        <w:t xml:space="preserve">, </w:t>
+      </w:r>
+      <w:proofErr w:type="gramStart"/>
+      <w:r>
+        <w:t>B</w:t>
+      </w:r>
+      <w:r>
+        <w:t>ut</w:t>
+      </w:r>
+      <w:proofErr w:type="gramEnd"/>
+      <w:r>
+        <w:t xml:space="preserve"> with better hardware, </w:t>
       </w:r>
       <w:r>
         <w:t xml:space="preserve">and </w:t>
@@ -1706,11 +1728,11 @@
         <w:t>,</w:t>
       </w:r>
       <w:r>
-        <w:t xml:space="preserve"> even though many of those pixels are irrelevant or </w:t>
+        <w:t xml:space="preserve"> even though many of those pixels are irrelevant or completely uninformative to predict whether they are part of a puppy or a tiger coat. Therefore, we introduce layers between input and output where the </w:t>
       </w:r>
       <w:r>
         <w:lastRenderedPageBreak/>
-        <w:t xml:space="preserve">completely uninformative to predict whether they are part of a puppy or a tiger coat. Therefore, we introduce layers between input and output where the information </w:t>
+        <w:t xml:space="preserve">information </w:t>
       </w:r>
       <w:r>
         <w:t xml:space="preserve">is abstracted away from the pixels. First, perhaps pixels combine into blobs. Blobs </w:t>
@@ -1874,13 +1896,7 @@
         <w:t xml:space="preserve">me by the traditional machine learning approach. As a result, </w:t>
       </w:r>
       <w:r>
-        <w:t xml:space="preserve">a lot of effort when into feature </w:t>
-      </w:r>
-      <w:r>
-        <w:t xml:space="preserve">engineering </w:t>
-      </w:r>
-      <w:r>
-        <w:t>–</w:t>
+        <w:t>a lot of effort when into feature engineering –</w:t>
       </w:r>
       <w:r>
         <w:t xml:space="preserve"> </w:t>
@@ -1955,32 +1971,32 @@
         <w:t>, and</w:t>
       </w:r>
       <w:r>
-        <w:t xml:space="preserve"> </w:t>
+        <w:t xml:space="preserve"> features designed to</w:t>
+      </w:r>
+      <w:r>
+        <w:t xml:space="preserve"> work one problem</w:t>
+      </w:r>
+      <w:r>
+        <w:t xml:space="preserve"> fail</w:t>
+      </w:r>
+      <w:r>
+        <w:t xml:space="preserve"> in another. Enter ANNs</w:t>
+      </w:r>
+      <w:r>
+        <w:t>. Because</w:t>
+      </w:r>
+      <w:r>
+        <w:t xml:space="preserve"> of the scalability, researchers realized they could be far looser with </w:t>
+      </w:r>
+      <w:r>
+        <w:t xml:space="preserve">what </w:t>
+      </w:r>
+      <w:r>
+        <w:t xml:space="preserve">was offered to </w:t>
       </w:r>
       <w:r>
         <w:lastRenderedPageBreak/>
-        <w:t>features designed to</w:t>
-      </w:r>
-      <w:r>
-        <w:t xml:space="preserve"> work one problem</w:t>
-      </w:r>
-      <w:r>
-        <w:t xml:space="preserve"> fail</w:t>
-      </w:r>
-      <w:r>
-        <w:t xml:space="preserve"> in another. Enter ANNs</w:t>
-      </w:r>
-      <w:r>
-        <w:t>. Because</w:t>
-      </w:r>
-      <w:r>
-        <w:t xml:space="preserve"> of the scalability, researchers realized they could be far looser with </w:t>
-      </w:r>
-      <w:r>
-        <w:t xml:space="preserve">what </w:t>
-      </w:r>
-      <w:r>
-        <w:t xml:space="preserve">was offered to the algorithm </w:t>
+        <w:t xml:space="preserve">the algorithm </w:t>
       </w:r>
       <w:r>
         <w:t>as inputs</w:t>
@@ -2680,7 +2696,7 @@
                 <w:sz w:val="20"/>
                 <w:szCs w:val="20"/>
               </w:rPr>
-              <w:t xml:space="preserve"> - McCullough and Pitts. Together they laid the foundations for artificial neural networks and defined its various key concepts.</w:t>
+              <w:t xml:space="preserve"> - McCullough and Pitts. Together they laid the foundations for artificial neural networks and defined its key concepts.</w:t>
             </w:r>
           </w:p>
         </w:tc>
@@ -3982,6 +3998,7 @@
   <w:style w:type="character" w:default="1" w:styleId="DefaultParagraphFont">
     <w:name w:val="Default Paragraph Font"/>
     <w:uiPriority w:val="1"/>
+    <w:semiHidden/>
     <w:unhideWhenUsed/>
   </w:style>
   <w:style w:type="table" w:default="1" w:styleId="TableNormal">
